--- a/Fase 1/Evidencias Individuales/Araya_Sebastián_1.2_APT122_DiarioReflexionFase1.docx
+++ b/Fase 1/Evidencias Individuales/Araya_Sebastián_1.2_APT122_DiarioReflexionFase1.docx
@@ -70,12 +70,12 @@
                 <wp:inline distB="0" distT="0" distL="0" distR="0">
                   <wp:extent cx="393640" cy="444500"/>
                   <wp:effectExtent b="0" l="0" r="0" t="0"/>
-                  <wp:docPr id="17580" name="image1.png"/>
+                  <wp:docPr id="17580" name="image2.png"/>
                   <a:graphic>
                     <a:graphicData uri="http://schemas.openxmlformats.org/drawingml/2006/picture">
                       <pic:pic>
                         <pic:nvPicPr>
-                          <pic:cNvPr id="0" name="image1.png"/>
+                          <pic:cNvPr id="0" name="image2.png"/>
                           <pic:cNvPicPr preferRelativeResize="0"/>
                         </pic:nvPicPr>
                         <pic:blipFill>
@@ -423,7 +423,7 @@
                 <w:szCs w:val="24"/>
                 <w:rtl w:val="0"/>
               </w:rPr>
-              <w:t xml:space="preserve">Big Data fue la materia que más me sorprendió, principalmente por el uso de GCP, el cual a primeras no me llamaba la atención pero luego de realizar diferentes cursos me interesó bastante y me convirtió en mi ecosistema favorito para trabajar.</w:t>
+              <w:t xml:space="preserve">Big Data fue la materia que más me sorprendió, principalmente por el uso de GCP, el cual a primeras no me llamaba la atención pero luego de realizar diferentes cursos me interesó bastante y se convirtió en mi ecosistema favorito para trabajar.</w:t>
             </w:r>
           </w:p>
           <w:p>
@@ -552,7 +552,7 @@
                 <w:szCs w:val="24"/>
                 <w:rtl w:val="0"/>
               </w:rPr>
-              <w:t xml:space="preserve">Por supuesto, tienen un valor bastante alto para nuestro perfil profesional, esto principalmente a que es un beneficio que nos da Duoc mientras cursamos nuestras asignaturas, ahorrandonos tener que realizar cursos extras y pagarlos, además de las certificaciones al ser emitidas por Duoc tienen un grado de credibilidad más grande, aparte de ser muy valoradas en nuestro campo laboral y de servir como acreditación de nuestros conocimientos obtenidos.</w:t>
+              <w:t xml:space="preserve">Por supuesto, tienen un valor bastante alto para nuestro perfil profesional, esto principalmente a que es un beneficio que nos da Duoc mientras cursamos nuestras asignaturas, ahorrándonos tener que realizar cursos extras y pagarlos, además de las certificaciones al ser emitidas por Duoc tienen un grado de credibilidad más grande, aparte de ser muy valoradas en nuestro campo laboral y de servir como acreditación de nuestros conocimientos obtenidos.</w:t>
             </w:r>
             <w:r>
               <w:rPr>
@@ -1754,7 +1754,7 @@
                 <w:szCs w:val="24"/>
                 <w:rtl w:val="0"/>
               </w:rPr>
-              <w:t xml:space="preserve">A esa fecha espero haber adquirido experiencia trabajando en proyectos reales y contar con conocimientos más avanzados procesos de estudios posteriores y certificaciones profesionales que refuercen mis bases y que complementen mis puntos débiles.</w:t>
+              <w:t xml:space="preserve">A esa fecha espero haber adquirido experiencia trabajando en proyectos reales y contar con conocimientos más avanzados mediante estudios posteriores y certificaciones profesionales que refuercen mis bases y que complementen mis puntos débiles.</w:t>
             </w:r>
             <w:r>
               <w:rPr>
@@ -3042,12 +3042,12 @@
               <wp:inline distB="0" distT="0" distL="0" distR="0">
                 <wp:extent cx="1996440" cy="428625"/>
                 <wp:effectExtent b="0" l="0" r="0" t="0"/>
-                <wp:docPr descr="http://www.duoc.cl/normasgraficas/normasgraficas/marca-duoc/6logo-fondo-transparente/fondo-transparente.png" id="17582" name="image2.png"/>
+                <wp:docPr descr="http://www.duoc.cl/normasgraficas/normasgraficas/marca-duoc/6logo-fondo-transparente/fondo-transparente.png" id="17582" name="image3.png"/>
                 <a:graphic>
                   <a:graphicData uri="http://schemas.openxmlformats.org/drawingml/2006/picture">
                     <pic:pic>
                       <pic:nvPicPr>
-                        <pic:cNvPr descr="http://www.duoc.cl/normasgraficas/normasgraficas/marca-duoc/6logo-fondo-transparente/fondo-transparente.png" id="0" name="image2.png"/>
+                        <pic:cNvPr descr="http://www.duoc.cl/normasgraficas/normasgraficas/marca-duoc/6logo-fondo-transparente/fondo-transparente.png" id="0" name="image3.png"/>
                         <pic:cNvPicPr preferRelativeResize="0"/>
                       </pic:nvPicPr>
                       <pic:blipFill>
@@ -3233,12 +3233,12 @@
               <wp:inline distB="0" distT="0" distL="0" distR="0">
                 <wp:extent cx="363448" cy="578253"/>
                 <wp:effectExtent b="0" l="0" r="0" t="0"/>
-                <wp:docPr id="17581" name="image3.png"/>
+                <wp:docPr id="17581" name="image1.png"/>
                 <a:graphic>
                   <a:graphicData uri="http://schemas.openxmlformats.org/drawingml/2006/picture">
                     <pic:pic>
                       <pic:nvPicPr>
-                        <pic:cNvPr id="0" name="image3.png"/>
+                        <pic:cNvPr id="0" name="image1.png"/>
                         <pic:cNvPicPr preferRelativeResize="0"/>
                       </pic:nvPicPr>
                       <pic:blipFill>
